--- a/minhchung/Minhchứng_B22DCAT044_LSBATK.docx
+++ b/minhchung/Minhchứng_B22DCAT044_LSBATK.docx
@@ -1246,6 +1246,7 @@
       <w:r>
         <w:rPr>
           <w:rFonts w:cs="Times New Roman"/>
+          <w:noProof/>
           <w:sz w:val="26"/>
           <w:szCs w:val="26"/>
         </w:rPr>
@@ -1400,6 +1401,8 @@
         </w:rPr>
         <w:t>thông điệp từ ảnh</w:t>
       </w:r>
+      <w:bookmarkStart w:id="2" w:name="_GoBack"/>
+      <w:bookmarkEnd w:id="2"/>
     </w:p>
     <w:p>
       <w:pPr>
@@ -1423,7 +1426,7 @@
           <w:sz w:val="26"/>
           <w:szCs w:val="26"/>
         </w:rPr>
-        <w:t>noise_attack.py — chương trình tấn công nhiễu</w:t>
+        <w:t>des_attack.py — chương trình tấn công phá hủy</w:t>
       </w:r>
     </w:p>
     <w:p>
@@ -1619,14 +1622,14 @@
           <w:rFonts w:cs="Times New Roman"/>
         </w:rPr>
       </w:pPr>
-      <w:bookmarkStart w:id="2" w:name="_Toc230191545"/>
+      <w:bookmarkStart w:id="3" w:name="_Toc230191545"/>
       <w:r>
         <w:rPr>
           <w:rFonts w:cs="Times New Roman"/>
         </w:rPr>
         <w:t>Nội dung thực hành</w:t>
       </w:r>
-      <w:bookmarkEnd w:id="2"/>
+      <w:bookmarkEnd w:id="3"/>
     </w:p>
     <w:p>
       <w:pPr>
@@ -3179,14 +3182,14 @@
           <w:rFonts w:cs="Times New Roman"/>
         </w:rPr>
       </w:pPr>
-      <w:bookmarkStart w:id="3" w:name="_Toc230191546"/>
+      <w:bookmarkStart w:id="4" w:name="_Toc230191546"/>
       <w:r>
         <w:rPr>
           <w:rFonts w:cs="Times New Roman"/>
         </w:rPr>
         <w:t>Kiểm tra kết quả</w:t>
       </w:r>
-      <w:bookmarkEnd w:id="3"/>
+      <w:bookmarkEnd w:id="4"/>
     </w:p>
     <w:p>
       <w:pPr>
@@ -3254,11 +3257,11 @@
           <w:szCs w:val="26"/>
         </w:rPr>
       </w:pPr>
-      <w:bookmarkStart w:id="4" w:name="_GoBack"/>
       <w:r>
         <w:rPr>
           <w:rFonts w:ascii="Courier New" w:hAnsi="Courier New" w:cs="Courier New"/>
           <w:i/>
+          <w:noProof/>
           <w:sz w:val="26"/>
           <w:szCs w:val="26"/>
         </w:rPr>
@@ -3298,7 +3301,6 @@
           </wp:inline>
         </w:drawing>
       </w:r>
-      <w:bookmarkEnd w:id="4"/>
     </w:p>
     <w:p>
       <w:pPr>
@@ -7757,7 +7759,7 @@
 </file>
 
 <file path=customXml/itemProps1.xml><?xml version="1.0" encoding="utf-8"?>
-<ds:datastoreItem xmlns:ds="http://schemas.openxmlformats.org/officeDocument/2006/customXml" ds:itemID="{19098786-C482-410A-A5D3-D6BAAFF15478}">
+<ds:datastoreItem xmlns:ds="http://schemas.openxmlformats.org/officeDocument/2006/customXml" ds:itemID="{076B9F89-02D8-40B5-AEFD-5C6E957FFFA1}">
   <ds:schemaRefs>
     <ds:schemaRef ds:uri="http://schemas.openxmlformats.org/officeDocument/2006/bibliography"/>
   </ds:schemaRefs>
